--- a/PDP_trame.docx
+++ b/PDP_trame.docx
@@ -4743,7 +4743,7 @@
           <w:sz w:val="24"/>
           <w:szCs w:val="24"/>
         </w:rPr>
-        <w:t xml:space="preserve">M. </w:t>
+        <w:t xml:space="preserve"/>
       </w:r>
       <w:r>
         <w:rPr>
@@ -4752,7 +4752,7 @@
           <w:sz w:val="24"/>
           <w:szCs w:val="24"/>
         </w:rPr>
-        <w:t>HERVELIN</w:t>
+        <w:t/>
       </w:r>
       <w:r>
         <w:rPr>
@@ -4761,7 +4761,7 @@
           <w:sz w:val="24"/>
           <w:szCs w:val="24"/>
         </w:rPr>
-        <w:t xml:space="preserve"> Justin</w:t>
+        <w:t xml:space="preserve"/>
       </w:r>
     </w:p>
     <w:p>
@@ -4803,7 +4803,6 @@
           <w:sz w:val="24"/>
           <w:szCs w:val="24"/>
         </w:rPr>
-        <w:sym w:font="Wingdings" w:char="F028"/>
       </w:r>
       <w:r>
         <w:rPr>
@@ -4812,7 +4811,7 @@
           <w:sz w:val="24"/>
           <w:szCs w:val="24"/>
         </w:rPr>
-        <w:t xml:space="preserve"> 07</w:t>
+        <w:t xml:space="preserve"/>
       </w:r>
       <w:r>
         <w:rPr>
@@ -4821,7 +4820,7 @@
           <w:sz w:val="24"/>
           <w:szCs w:val="24"/>
         </w:rPr>
-        <w:t xml:space="preserve"> </w:t>
+        <w:t xml:space="preserve"/>
       </w:r>
       <w:r>
         <w:rPr>
@@ -4830,7 +4829,7 @@
           <w:sz w:val="24"/>
           <w:szCs w:val="24"/>
         </w:rPr>
-        <w:t>88</w:t>
+        <w:t/>
       </w:r>
       <w:r>
         <w:rPr>
@@ -4839,7 +4838,7 @@
           <w:sz w:val="24"/>
           <w:szCs w:val="24"/>
         </w:rPr>
-        <w:t xml:space="preserve"> </w:t>
+        <w:t xml:space="preserve"/>
       </w:r>
       <w:r>
         <w:rPr>
@@ -4848,7 +4847,7 @@
           <w:sz w:val="24"/>
           <w:szCs w:val="24"/>
         </w:rPr>
-        <w:t>42</w:t>
+        <w:t/>
       </w:r>
       <w:r>
         <w:rPr>
@@ -4857,7 +4856,7 @@
           <w:sz w:val="24"/>
           <w:szCs w:val="24"/>
         </w:rPr>
-        <w:t xml:space="preserve"> </w:t>
+        <w:t xml:space="preserve"/>
       </w:r>
       <w:r>
         <w:rPr>
@@ -4866,7 +4865,7 @@
           <w:sz w:val="24"/>
           <w:szCs w:val="24"/>
         </w:rPr>
-        <w:t>77</w:t>
+        <w:t/>
       </w:r>
       <w:r>
         <w:rPr>
@@ -4875,7 +4874,7 @@
           <w:sz w:val="24"/>
           <w:szCs w:val="24"/>
         </w:rPr>
-        <w:t xml:space="preserve"> </w:t>
+        <w:t xml:space="preserve"/>
       </w:r>
       <w:r>
         <w:rPr>
@@ -4884,7 +4883,7 @@
           <w:sz w:val="24"/>
           <w:szCs w:val="24"/>
         </w:rPr>
-        <w:t>79</w:t>
+        <w:t/>
       </w:r>
     </w:p>
     <w:p>
@@ -28186,7 +28185,7 @@
                   <w:rPr>
                     <w:rFonts w:ascii="MS Gothic" w:eastAsia="MS Gothic" w:hAnsi="MS Gothic" w:cstheme="minorHAnsi" w:hint="eastAsia"/>
                   </w:rPr>
-                  <w:t>☒</w:t>
+                  <w:t/>
                 </w:r>
               </w:sdtContent>
             </w:sdt>
@@ -28195,34 +28194,34 @@
                 <w:rFonts w:cstheme="minorHAnsi"/>
                 <w:smallCaps/>
               </w:rPr>
-              <w:t xml:space="preserve"> </w:t>
-            </w:r>
-            <w:r>
-              <w:t xml:space="preserve">Xavier MAUCOURANT / </w:t>
+              <w:t xml:space="preserve"/>
+            </w:r>
+            <w:r>
+              <w:t xml:space="preserve"/>
             </w:r>
             <w:r>
               <w:rPr>
                 <w:rFonts w:ascii="Wingdings" w:hAnsi="Wingdings"/>
               </w:rPr>
-              <w:t></w:t>
+              <w:t/>
             </w:r>
             <w:r>
               <w:rPr>
                 <w:rFonts w:asciiTheme="minorHAnsi" w:hAnsiTheme="minorHAnsi" w:cstheme="minorHAnsi"/>
               </w:rPr>
-              <w:t xml:space="preserve"> </w:t>
-            </w:r>
-            <w:r>
-              <w:t>06</w:t>
+              <w:t xml:space="preserve"/>
+            </w:r>
+            <w:r>
+              <w:t/>
             </w:r>
             <w:r>
               <w:rPr>
                 <w:spacing w:val="-1"/>
               </w:rPr>
-              <w:t xml:space="preserve"> </w:t>
-            </w:r>
-            <w:r>
-              <w:t>88 53 52 40</w:t>
+              <w:t xml:space="preserve"/>
+            </w:r>
+            <w:r>
+              <w:t/>
             </w:r>
           </w:p>
           <w:p>
@@ -28258,7 +28257,7 @@
                   <w:rPr>
                     <w:rFonts w:ascii="MS Gothic" w:eastAsia="MS Gothic" w:hAnsi="MS Gothic" w:cstheme="minorHAnsi" w:hint="eastAsia"/>
                   </w:rPr>
-                  <w:t>☒</w:t>
+                  <w:t/>
                 </w:r>
               </w:sdtContent>
             </w:sdt>
@@ -28267,40 +28266,40 @@
                 <w:rFonts w:cstheme="minorHAnsi"/>
                 <w:smallCaps/>
               </w:rPr>
-              <w:t xml:space="preserve"> </w:t>
+              <w:t xml:space="preserve"/>
             </w:r>
             <w:r>
               <w:rPr>
                 <w:spacing w:val="-6"/>
               </w:rPr>
-              <w:t>Justin HERVELIN (HSE)</w:t>
+              <w:t/>
             </w:r>
             <w:r>
               <w:rPr>
                 <w:spacing w:val="-6"/>
               </w:rPr>
-              <w:t> </w:t>
+              <w:t/>
             </w:r>
             <w:r>
               <w:rPr>
                 <w:spacing w:val="-6"/>
               </w:rPr>
-              <w:t xml:space="preserve">/ </w:t>
+              <w:t xml:space="preserve"/>
             </w:r>
             <w:r>
               <w:rPr>
                 <w:rFonts w:ascii="Wingdings" w:hAnsi="Wingdings"/>
               </w:rPr>
-              <w:t></w:t>
+              <w:t/>
             </w:r>
             <w:r>
               <w:rPr>
                 <w:rFonts w:asciiTheme="minorHAnsi" w:hAnsiTheme="minorHAnsi" w:cstheme="minorHAnsi"/>
               </w:rPr>
-              <w:t xml:space="preserve"> </w:t>
-            </w:r>
-            <w:r>
-              <w:t>07 88 42 77 79</w:t>
+              <w:t xml:space="preserve"/>
+            </w:r>
+            <w:r>
+              <w:t/>
             </w:r>
           </w:p>
         </w:tc>
